--- a/az/scientists/CV/Word/Allahverdiyev_Aladdin_CV_AZ.docx
+++ b/az/scientists/CV/Word/Allahverdiyev_Aladdin_CV_AZ.docx
@@ -377,7 +377,7 @@
           <w:sz w:val="21"/>
           <w:szCs w:val="21"/>
         </w:rPr>
-        <w:t>Ələddin Allahverdiyev professor və doktor kimi təqdim olunur. CV-də SSRİ Elektron Sənayesi Nazirliyinin Fonon Elmi-Tədqiqat İnstitutunda şöbə müdiri; Moskva Dövlət Biznes İdarəetmə Akademiyasında professor, kafedra müdiri, dekan, prorektor və birinci prorektor; MIET Milli Tədqiqat Universitetində professor, təhsilin keyfiyyəti sahəsinin rəhbəri və prorektor müavini kimi göstərilir. M. V. Lomonosov adına Moskva Dövlət Universitetinin mexanika-riyaziyyat fakültəsinin və onun aspiranturasının məzunudur. CV-də 450-dən çox əsər, ixtira, monoqrafiya və dərslik, 7 elmlər namizədinə rəhbərlik və 60-dan çox məruzə, o cümlədən 12 sifarişli plenar məruzə qeyd olunur.</w:t>
+        <w:t>Ələddin Allahverdiyev professor və doktordur. Vəzifələri: SSRİ Elektron Sənayesi Nazirliyinin Fonon Elmi-Tədqiqat İnstitutunda şöbə müdiri; Moskva Dövlət Biznes İdarəetmə Akademiyasında professor, kafedra müdiri, dekan, prorektor və birinci prorektor; MIET Milli Tədqiqat Universitetində professor, təhsilin keyfiyyəti sahəsinin rəhbəri və prorektor müavini kimi göstərilir. M. V. Lomonosov adına Moskva Dövlət Universitetinin mexanika-riyaziyyat fakültəsinin və onun aspiranturasının məzunudur. 450-dən çox əsər, ixtira, monoqrafiya və dərslik dərc edib; 7 elmlər namizədinə rəhbərlik edib; 60-dan çox məruzə, o cümlədən 12 sifarişli plenar məruzə oxuyub.</w:t>
       </w:r>
     </w:p>
     <w:p>
@@ -1362,7 +1362,7 @@
                 <w:sz w:val="21"/>
                 <w:szCs w:val="21"/>
               </w:rPr>
-              <w:t>CV</w:t>
+              <w:t>Özü tərəfindən</w:t>
             </w:r>
           </w:p>
         </w:tc>
@@ -1466,7 +1466,7 @@
                 <w:sz w:val="21"/>
                 <w:szCs w:val="21"/>
               </w:rPr>
-              <w:t>CV</w:t>
+              <w:t>Özü tərəfindən</w:t>
             </w:r>
           </w:p>
         </w:tc>
